--- a/derechosTransmision/templates/plantilla_acta_1t.docx
+++ b/derechosTransmision/templates/plantilla_acta_1t.docx
@@ -425,7 +425,7 @@
         <w:rPr>
           <w:lang w:val="es-MX"/>
         </w:rPr>
-        <w:t>”, del canal “TUDN”. -----------------------------------------------------------------------------------</w:t>
+        <w:t>”{{ canal tv fragmento }}. -----------------------------------------------------------------------------------</w:t>
       </w:r>
     </w:p>
     <w:p>
